--- a/交付成果/第三轮修订版/第三轮4周版/读书会03_四护卫禅实修_4周资料包（第三版修订）/Word版/第2周_佛随念——九功德与生平应用_学员版.docx
+++ b/交付成果/第三轮修订版/第三轮4周版/读书会03_四护卫禅实修_4周资料包（第三版修订）/Word版/第2周_佛随念——九功德与生平应用_学员版.docx
@@ -6841,7 +6841,7 @@
                 <w:color w:val="333333"/>
                 <w:sz w:val="22"/>
               </w:rPr>
-              <w:t>[00:51:11] 对于（佛陀）般涅槃的时候，以及和他般涅槃（同时）啊，这个（发生）的很恐怖的、毛骨悚然的大地震，以及天上的雷声轰鸣啊，我们叫天地震动啊。啊，巴嘎哇入般涅槃的时候呢，这个大梵天王啊——萨汉巴帝（Sahampati）啊，送出了这个偈颂啊："世间诸生类，皆将舍身体；如此于世间，无伦比导师——得十力如来、正觉者圆寂。"啊，这个大梵天王是三果圣者。（萨迦天帝与阿奴卢特尊者也各送出一偈，转写有缺损，此处从略。）</w:t>
+              <w:t>[00:51:11] 对于（佛陀）般涅槃的时候，以及和他般涅槃（同时）啊，这个（发生）的很恐怖的、毛骨悚然的大地震，以及天上的雷声轰鸣啊，我们叫天地震动啊。啊，巴嘎哇入般涅槃的时候呢，这个大梵天王啊——萨汉巴帝（Sahampati）啊，送出了这个偈颂啊："世间诸生类，皆将舍身体；如此于世间，无伦比导师——得十力如来、正觉者圆寂。"啊，这个大梵天王是三果圣者。（沙格天帝与阿奴卢特尊者也各送出一偈，转写有缺损，此处从略。）</w:t>
             </w:r>
           </w:p>
         </w:tc>

--- a/交付成果/第三轮修订版/第三轮4周版/读书会03_四护卫禅实修_4周资料包（第三版修订）/Word版/第2周_佛随念——九功德与生平应用_学员版.docx
+++ b/交付成果/第三轮修订版/第三轮4周版/读书会03_四护卫禅实修_4周资料包（第三版修订）/Word版/第2周_佛随念——九功德与生平应用_学员版.docx
@@ -1082,7 +1082,7 @@
                 <w:color w:val="333333"/>
                 <w:sz w:val="22"/>
               </w:rPr>
-              <w:t>[00:15:21] 类似于呢，阿拉汉的一桶水呢，是完全清澈、毫无杂质的水；我们（转写"盆里面"，据文意校）的那一桶水呢，是沉淀过的水，下面还有很多杂质，你只要搅动它，它就会浮泛上来。因此呢，你带着你自己没有烦恼的那点清凉啊，就想着说：佛陀那种平静清凉，就像大海水一样的；我那个清净清凉的，就像一滴水一样的。让我把这一滴水的清凉呢，融入到佛陀像大海一样的清凉水里面，分享佛陀的清凉——这也是一种忆念佛陀的方式啊。</w:t>
+              <w:t>[00:15:21] 类似于呢，阿拉汉的一桶水呢，是完全清澈、毫无杂质的水；我们的那一桶水呢，是沉淀过的水，下面还有很多杂质，你只要搅动它，它就会浮泛上来。因此呢，你带着你自己没有烦恼的那点清凉啊，就想着说：佛陀那种平静清凉，就像大海水一样的；我那个清净清凉的，就像一滴水一样的。让我把这一滴水的清凉呢，融入到佛陀像大海一样的清凉水里面，分享佛陀的清凉——这也是一种忆念佛陀的方式啊。</w:t>
             </w:r>
           </w:p>
         </w:tc>
@@ -2615,7 +2615,7 @@
                 <w:color w:val="333333"/>
                 <w:sz w:val="22"/>
               </w:rPr>
-              <w:t>[00:47:18] 如果从功德的角度上来讲呢，他有这么一些功德：就具足了一切的祥瑞——佛陀呢，是一切祥瑞的汇聚者，他受用适当的资具和法宝（转写"著作和法宝"，据文意校），具足功德分；他能够分别出来种种的道果，并破除了烦恼。在佛陀之前呢，没有人知道什么叫初果、二果、三果、四果，所以佛陀能够把它分别出来。所以这样的老师呢，他值得尊重，而且吉祥。</w:t>
+              <w:t>[00:47:18] 如果从功德的角度上来讲呢，他有这么一些功德：就具足了一切的祥瑞——佛陀呢，是一切祥瑞的汇聚者，他受用适当的资具和法宝，具足功德分；他能够分别出来种种的道果，并破除了烦恼。在佛陀之前呢，没有人知道什么叫初果、二果、三果、四果，所以佛陀能够把它分别出来。所以这样的老师呢，他值得尊重，而且吉祥。</w:t>
             </w:r>
           </w:p>
         </w:tc>
@@ -9166,17 +9166,6 @@
       <w:r>
         <w:rPr>
           <w:rFonts w:ascii="宋体" w:hAnsi="宋体" w:eastAsia="宋体"/>
-          <w:b w:val="0"/>
-          <w:i w:val="0"/>
-          <w:sz w:val="22"/>
-        </w:rPr>
-        <w:t>（整理注记：末段"一态和气术"等转写不清处省略；"正面的/瞎戳"已校为"正念地/瞎搓"。）</w:t>
-      </w:r>
-    </w:p>
-    <w:p>
-      <w:r>
-        <w:rPr>
-          <w:rFonts w:ascii="宋体" w:hAnsi="宋体" w:eastAsia="宋体"/>
           <w:b/>
           <w:i w:val="0"/>
           <w:sz w:val="22"/>
@@ -9767,17 +9756,6 @@
       <w:pPr>
         <w:spacing w:after="40"/>
       </w:pPr>
-    </w:p>
-    <w:p>
-      <w:r>
-        <w:rPr>
-          <w:rFonts w:ascii="宋体" w:hAnsi="宋体" w:eastAsia="宋体"/>
-          <w:b w:val="0"/>
-          <w:i w:val="0"/>
-          <w:sz w:val="22"/>
-        </w:rPr>
-        <w:t>（整理注记：原转写"你是因尽兴而说"校为"你是因信而说"；"入巴涅盘"等校为"般涅槃"。）</w:t>
-      </w:r>
     </w:p>
     <w:p>
       <w:pPr>
